--- a/res/synthetic_fascicoli/fascicoli/fascicolo_sintetico_011/sentenza.docx
+++ b/res/synthetic_fascicoli/fascicoli/fascicolo_sintetico_011/sentenza.docx
@@ -338,7 +338,7 @@
               <w:rStyle w:val="PlaceholderText"/>
               <w:lang w:val="en-US"/>
             </w:rPr>
-            <w:t/>
+            <w:t>870/2025</w:t>
           </w:r>
         </w:sdtContent>
       </w:sdt>
@@ -400,7 +400,7 @@
               <w:rStyle w:val="PlaceholderText"/>
               <w:lang w:val="en-US"/>
             </w:rPr>
-            <w:t>Davide Lombardi-Silva</w:t>
+            <w:t>Mateus Silva-Souza, Carlos Mendes</w:t>
           </w:r>
         </w:sdtContent>
       </w:sdt>
@@ -444,7 +444,7 @@
               <w:rStyle w:val="PlaceholderText"/>
               <w:lang w:val="en-US"/>
             </w:rPr>
-            <w:t>Chiara Costa</w:t>
+            <w:t>Marcos Pereira</w:t>
           </w:r>
         </w:sdtContent>
       </w:sdt>
@@ -805,7 +805,7 @@
             <w:rPr>
               <w:rStyle w:val="PlaceholderText"/>
             </w:rPr>
-            <w:t/>
+            <w:t>18-10-2024</w:t>
           </w:r>
         </w:sdtContent>
       </w:sdt>
@@ -909,7 +909,7 @@
               <w:rStyle w:val="PlaceholderText"/>
               <w:lang w:val="en-US"/>
             </w:rPr>
-            <w:t>Nonostante la regolare notificazione del ricorso, il Ministero dell'Interno non si è costituito.</w:t>
+            <w:t>Il Ministero dell'Interno, tramite l'Avvocatura Distrettuale dello Stato di Brescia, si è costituito in giudizio il 01-09-2024.</w:t>
           </w:r>
         </w:sdtContent>
       </w:sdt>
@@ -950,7 +950,7 @@
             <w:rPr>
               <w:rStyle w:val="PlaceholderText"/>
             </w:rPr>
-            <w:t/>
+            <w:t>SI</w:t>
           </w:r>
         </w:sdtContent>
       </w:sdt>
@@ -1034,7 +1034,7 @@
             <w:rPr>
               <w:rStyle w:val="PlaceholderText"/>
             </w:rPr>
-            <w:t>Elena Maria Rossi</w:t>
+            <w:t>Maria Luz Pereira</w:t>
           </w:r>
         </w:sdtContent>
       </w:sdt>
@@ -1092,7 +1092,7 @@
               <w:rStyle w:val="PlaceholderText"/>
               <w:lang w:val="en-US"/>
             </w:rPr>
-            <w:t>Mantova</w:t>
+            <w:t>Cremona</w:t>
           </w:r>
         </w:sdtContent>
       </w:sdt>
@@ -1149,7 +1149,7 @@
               <w:rStyle w:val="PlaceholderText"/>
               <w:lang w:val="en-US"/>
             </w:rPr>
-            <w:t>04-08-1949</w:t>
+            <w:t>15-05-1892</w:t>
           </w:r>
         </w:sdtContent>
       </w:sdt>
@@ -1368,7 +1368,7 @@
               <w:rStyle w:val="PlaceholderText"/>
               <w:lang w:val="en-US"/>
             </w:rPr>
-            <w:t>Linea di discendenza allegata: Elena Maria Rossi -&gt; Davide Lombardi</w:t>
+            <w:t>Linea di discendenza allegata: Maria Luz Pereira -&gt; Antonio Pereira -&gt; Carlos Joao Oliveira -&gt; Pedro Ribeiro Oliveira -&gt; Carlos Mendes -&gt; Mateus Silva</w:t>
           </w:r>
         </w:sdtContent>
       </w:sdt>
@@ -2513,7 +2513,7 @@
               <w:rStyle w:val="PlaceholderText"/>
               <w:lang w:val="en-US"/>
             </w:rPr>
-            <w:t/>
+            <w:t>Quest'ultima norma non si applica dunque al presente ricorso, iscritto a ruolo prima del 27.3.25.</w:t>
           </w:r>
         </w:p>
       </w:sdtContent>
@@ -2803,7 +2803,7 @@
               <w:rStyle w:val="PlaceholderText"/>
               <w:lang w:val="en-US"/>
             </w:rPr>
-            <w:t>Di contro, il Ministero dell'Interno non si è costituito.</w:t>
+            <w:t>Di contro, il Ministero dell'Interno si è limitato a evocare l'accertamento di eventuali fattispecie estintive del diritto, senza nemmeno allegarle (né aver provato una richiesta di informazioni all'Autorità Consolare).</w:t>
           </w:r>
         </w:p>
       </w:sdtContent>
@@ -3247,7 +3247,9 @@
               <w:rStyle w:val="PlaceholderText"/>
               <w:lang w:val="en-US"/>
             </w:rPr>
-            <w:t>Davide Lombardi-Silva, nato/a a  il </w:t>
+            <w:t>Mateus Silva-Souza, nato/a a Brasilia il 10-06-2004</w:t>
+            <w:br/>
+            <w:t>Carlos Mendes, nato/a a Sao Paulo il 13-02-1994</w:t>
           </w:r>
         </w:p>
       </w:sdtContent>
@@ -3294,7 +3296,7 @@
             <w:rPr>
               <w:rStyle w:val="PlaceholderText"/>
             </w:rPr>
-            <w:t>è cittadino italiano</w:t>
+            <w:t>sono cittadini italiani</w:t>
           </w:r>
         </w:sdtContent>
       </w:sdt>
